--- a/docs/silabus-matal-yom-a.docx
+++ b/docs/silabus-matal-yom-a.docx
@@ -2070,7 +2070,7 @@
                 <w:szCs w:val="24"/>
                 <w:rtl/>
               </w:rPr>
-              <w:t>29.11.26</w:t>
+              <w:t>22.11.26</w:t>
             </w:r>
           </w:p>
         </w:tc>
